--- a/assets/2 thành viên/02. Giấy đề nghị.docx
+++ b/assets/2 thành viên/02. Giấy đề nghị.docx
@@ -1183,7 +1183,14 @@
           <w:rFonts w:ascii="Times New Roman" w:hAnsi="Times New Roman" w:cs="Times New Roman"/>
           <w:lang w:val="en-US"/>
         </w:rPr>
-        <w:t>: ……………</w:t>
+        <w:t xml:space="preserve">: </w:t>
+      </w:r>
+      <w:r>
+        <w:rPr>
+          <w:rFonts w:ascii="Times New Roman" w:hAnsi="Times New Roman" w:cs="Times New Roman"/>
+          <w:lang w:val="en-US"/>
+        </w:rPr>
+        <w:t>{email}</w:t>
       </w:r>
     </w:p>
     <w:bookmarkEnd w:id="2"/>
@@ -3124,6 +3131,9 @@
               </w:rPr>
             </w:pPr>
             <w:r>
+              <w:rPr>
+                <w:rFonts w:ascii="Times New Roman" w:hAnsi="Times New Roman" w:cs="Times New Roman"/>
+              </w:rPr>
               <w:t>{#nganh_nghe}{stt}</w:t>
             </w:r>
           </w:p>
@@ -3149,6 +3159,9 @@
               </w:rPr>
             </w:pPr>
             <w:r>
+              <w:rPr>
+                <w:rFonts w:ascii="Times New Roman" w:hAnsi="Times New Roman" w:cs="Times New Roman"/>
+              </w:rPr>
               <w:t>{ten_nganh}</w:t>
             </w:r>
           </w:p>
@@ -3175,6 +3188,9 @@
               </w:rPr>
             </w:pPr>
             <w:r>
+              <w:rPr>
+                <w:rFonts w:ascii="Times New Roman" w:hAnsi="Times New Roman" w:cs="Times New Roman"/>
+              </w:rPr>
               <w:t>{ma_nganh}</w:t>
             </w:r>
           </w:p>
@@ -3204,6 +3220,9 @@
               </w:rPr>
             </w:pPr>
             <w:r>
+              <w:rPr>
+                <w:rFonts w:ascii="Times New Roman" w:hAnsi="Times New Roman" w:cs="Times New Roman"/>
+              </w:rPr>
               <w:t>{nganh_chinh}{/nganh_nghe}</w:t>
             </w:r>
           </w:p>
@@ -4918,7 +4937,6 @@
           <w:sz w:val="24"/>
           <w:szCs w:val="24"/>
         </w:rPr>
-        <w:lastRenderedPageBreak/>
         <w:t>Số</w:t>
       </w:r>
       <w:r>
@@ -5101,6 +5119,7 @@
         <w:rPr>
           <w:rFonts w:ascii="Times New Roman" w:hAnsi="Times New Roman" w:cs="Times New Roman"/>
         </w:rPr>
+        <w:lastRenderedPageBreak/>
         <w:t>Địa chỉ liên lạc (chỉ kê khai nếu người đăng ký doanh nghiệp là người đại diện theo pháp luật):</w:t>
       </w:r>
     </w:p>
@@ -5474,7 +5493,14 @@
           <w:rFonts w:ascii="Times New Roman" w:hAnsi="Times New Roman" w:cs="Times New Roman"/>
           <w:lang w:val="en-US"/>
         </w:rPr>
-        <w:t>: ……………</w:t>
+        <w:t xml:space="preserve">: </w:t>
+      </w:r>
+      <w:r>
+        <w:rPr>
+          <w:rFonts w:ascii="Times New Roman" w:hAnsi="Times New Roman" w:cs="Times New Roman"/>
+          <w:lang w:val="en-US"/>
+        </w:rPr>
+        <w:t>{email}</w:t>
       </w:r>
     </w:p>
     <w:p>
@@ -7558,7 +7584,6 @@
                 <w:rFonts w:ascii="Times New Roman" w:hAnsi="Times New Roman" w:cs="Times New Roman"/>
                 <w:color w:val="auto"/>
               </w:rPr>
-              <w:lastRenderedPageBreak/>
               <w:t>9.8</w:t>
             </w:r>
           </w:p>
@@ -7666,6 +7691,7 @@
                 <w:rFonts w:ascii="Times New Roman" w:hAnsi="Times New Roman" w:cs="Times New Roman"/>
                 <w:color w:val="auto"/>
               </w:rPr>
+              <w:lastRenderedPageBreak/>
               <w:t>9.9</w:t>
             </w:r>
           </w:p>

--- a/assets/2 thành viên/02. Giấy đề nghị.docx
+++ b/assets/2 thành viên/02. Giấy đề nghị.docx
@@ -7,6 +7,7 @@
         <w:tabs>
           <w:tab w:val="left" w:pos="284"/>
         </w:tabs>
+        <w:spacing w:line="300" w:lineRule="auto"/>
         <w:jc w:val="center"/>
         <w:rPr>
           <w:rFonts w:ascii="Times New Roman" w:hAnsi="Times New Roman" w:cs="Times New Roman"/>
@@ -122,6 +123,7 @@
           <w:tab w:val="center" w:pos="4394"/>
           <w:tab w:val="right" w:pos="8788"/>
         </w:tabs>
+        <w:spacing w:line="300" w:lineRule="auto"/>
         <w:jc w:val="center"/>
         <w:rPr>
           <w:rFonts w:ascii="Times New Roman" w:eastAsia="Times New Roman" w:hAnsi="Times New Roman" w:cs="Times New Roman"/>
@@ -143,6 +145,7 @@
     </w:p>
     <w:p>
       <w:pPr>
+        <w:spacing w:line="300" w:lineRule="auto"/>
         <w:ind w:right="57"/>
         <w:contextualSpacing/>
         <w:jc w:val="center"/>
@@ -378,6 +381,7 @@
         <w:tabs>
           <w:tab w:val="left" w:pos="284"/>
         </w:tabs>
+        <w:spacing w:line="300" w:lineRule="auto"/>
         <w:jc w:val="center"/>
         <w:rPr>
           <w:rFonts w:ascii="Times New Roman" w:hAnsi="Times New Roman" w:cs="Times New Roman"/>
@@ -408,6 +412,7 @@
     </w:p>
     <w:p>
       <w:pPr>
+        <w:spacing w:line="300" w:lineRule="auto"/>
         <w:ind w:right="57"/>
         <w:contextualSpacing/>
         <w:jc w:val="center"/>
@@ -453,7 +458,8 @@
     </w:p>
     <w:p>
       <w:pPr>
-        <w:ind w:left="90" w:firstLine="180"/>
+        <w:spacing w:line="300" w:lineRule="auto"/>
+        <w:ind w:firstLine="180"/>
         <w:rPr>
           <w:rFonts w:ascii="Times New Roman" w:hAnsi="Times New Roman" w:cs="Times New Roman"/>
           <w:lang w:val="en-US"/>
@@ -519,8 +525,8 @@
     <w:p>
       <w:pPr>
         <w:pStyle w:val="BodyText"/>
-        <w:spacing w:before="129"/>
-        <w:ind w:left="90" w:firstLine="180"/>
+        <w:spacing w:line="300" w:lineRule="auto"/>
+        <w:ind w:firstLine="180"/>
         <w:rPr>
           <w:sz w:val="24"/>
           <w:szCs w:val="24"/>
@@ -601,8 +607,8 @@
     <w:p>
       <w:pPr>
         <w:pStyle w:val="BodyText"/>
-        <w:spacing w:before="79"/>
-        <w:ind w:left="90" w:firstLine="180"/>
+        <w:spacing w:line="300" w:lineRule="auto"/>
+        <w:ind w:firstLine="180"/>
         <w:rPr>
           <w:sz w:val="24"/>
           <w:szCs w:val="24"/>
@@ -672,8 +678,8 @@
     <w:p>
       <w:pPr>
         <w:pStyle w:val="BodyText"/>
-        <w:spacing w:before="79"/>
-        <w:ind w:left="90" w:firstLine="180"/>
+        <w:spacing w:line="300" w:lineRule="auto"/>
+        <w:ind w:firstLine="180"/>
         <w:rPr>
           <w:sz w:val="24"/>
           <w:szCs w:val="24"/>
@@ -783,8 +789,8 @@
     </w:p>
     <w:p>
       <w:pPr>
-        <w:spacing w:before="81"/>
-        <w:ind w:left="90" w:firstLine="180"/>
+        <w:spacing w:line="300" w:lineRule="auto"/>
+        <w:ind w:firstLine="180"/>
         <w:rPr>
           <w:rFonts w:ascii="Times New Roman" w:hAnsi="Times New Roman" w:cs="Times New Roman"/>
         </w:rPr>
@@ -798,8 +804,8 @@
     </w:p>
     <w:p>
       <w:pPr>
-        <w:spacing w:before="81"/>
-        <w:ind w:left="90" w:firstLine="180"/>
+        <w:spacing w:line="300" w:lineRule="auto"/>
+        <w:ind w:firstLine="180"/>
         <w:rPr>
           <w:rFonts w:ascii="Times New Roman" w:hAnsi="Times New Roman" w:cs="Times New Roman"/>
           <w:lang w:val="en-US"/>
@@ -837,8 +843,8 @@
     </w:p>
     <w:p>
       <w:pPr>
-        <w:spacing w:before="81"/>
-        <w:ind w:left="90" w:firstLine="180"/>
+        <w:spacing w:line="300" w:lineRule="auto"/>
+        <w:ind w:firstLine="180"/>
         <w:rPr>
           <w:rFonts w:ascii="Times New Roman" w:hAnsi="Times New Roman" w:cs="Times New Roman"/>
           <w:lang w:val="en-US"/>
@@ -876,8 +882,8 @@
     </w:p>
     <w:p>
       <w:pPr>
-        <w:spacing w:before="81"/>
-        <w:ind w:left="90" w:firstLine="180"/>
+        <w:spacing w:line="300" w:lineRule="auto"/>
+        <w:ind w:firstLine="180"/>
         <w:rPr>
           <w:rFonts w:ascii="Times New Roman" w:hAnsi="Times New Roman" w:cs="Times New Roman"/>
           <w:lang w:val="en-US"/>
@@ -915,8 +921,8 @@
     </w:p>
     <w:p>
       <w:pPr>
-        <w:spacing w:before="81"/>
-        <w:ind w:left="90" w:firstLine="180"/>
+        <w:spacing w:line="300" w:lineRule="auto"/>
+        <w:ind w:firstLine="180"/>
         <w:rPr>
           <w:rFonts w:ascii="Times New Roman" w:hAnsi="Times New Roman" w:cs="Times New Roman"/>
           <w:lang w:val="en-US"/>
@@ -948,8 +954,8 @@
     </w:p>
     <w:p>
       <w:pPr>
-        <w:spacing w:before="81"/>
-        <w:ind w:left="90" w:firstLine="180"/>
+        <w:spacing w:line="300" w:lineRule="auto"/>
+        <w:ind w:firstLine="180"/>
         <w:rPr>
           <w:rFonts w:ascii="Times New Roman" w:hAnsi="Times New Roman" w:cs="Times New Roman"/>
         </w:rPr>
@@ -1196,7 +1202,7 @@
     <w:bookmarkEnd w:id="2"/>
     <w:p>
       <w:pPr>
-        <w:spacing w:before="81"/>
+        <w:spacing w:line="300" w:lineRule="auto"/>
         <w:ind w:left="90" w:firstLine="180"/>
         <w:rPr>
           <w:rFonts w:ascii="Times New Roman" w:hAnsi="Times New Roman" w:cs="Times New Roman"/>
@@ -1206,7 +1212,7 @@
     <w:p>
       <w:pPr>
         <w:pStyle w:val="BodyText"/>
-        <w:spacing w:before="7"/>
+        <w:spacing w:line="300" w:lineRule="auto"/>
         <w:rPr>
           <w:b/>
           <w:bCs/>
@@ -1231,6 +1237,7 @@
         <w:tabs>
           <w:tab w:val="left" w:pos="284"/>
         </w:tabs>
+        <w:spacing w:line="300" w:lineRule="auto"/>
         <w:rPr>
           <w:rFonts w:ascii="Times New Roman" w:hAnsi="Times New Roman" w:cs="Times New Roman"/>
           <w:b/>
@@ -1244,6 +1251,7 @@
         <w:tabs>
           <w:tab w:val="left" w:pos="284"/>
         </w:tabs>
+        <w:spacing w:line="300" w:lineRule="auto"/>
         <w:rPr>
           <w:rFonts w:ascii="Times New Roman" w:hAnsi="Times New Roman" w:cs="Times New Roman"/>
           <w:color w:val="auto"/>
@@ -1311,6 +1319,7 @@
               <w:tabs>
                 <w:tab w:val="left" w:pos="284"/>
               </w:tabs>
+              <w:spacing w:line="300" w:lineRule="auto"/>
               <w:rPr>
                 <w:rFonts w:ascii="Times New Roman" w:hAnsi="Times New Roman" w:cs="Times New Roman"/>
                 <w:color w:val="auto"/>
@@ -1334,6 +1343,7 @@
               <w:tabs>
                 <w:tab w:val="left" w:pos="284"/>
               </w:tabs>
+              <w:spacing w:line="300" w:lineRule="auto"/>
               <w:rPr>
                 <w:rFonts w:ascii="Times New Roman" w:hAnsi="Times New Roman" w:cs="Times New Roman"/>
                 <w:color w:val="auto"/>
@@ -1360,6 +1370,7 @@
               <w:tabs>
                 <w:tab w:val="left" w:pos="284"/>
               </w:tabs>
+              <w:spacing w:line="300" w:lineRule="auto"/>
               <w:rPr>
                 <w:rFonts w:ascii="Times New Roman" w:hAnsi="Times New Roman" w:cs="Times New Roman"/>
                 <w:color w:val="auto"/>
@@ -1383,6 +1394,7 @@
               <w:tabs>
                 <w:tab w:val="left" w:pos="284"/>
               </w:tabs>
+              <w:spacing w:line="300" w:lineRule="auto"/>
               <w:rPr>
                 <w:rFonts w:ascii="Times New Roman" w:hAnsi="Times New Roman" w:cs="Times New Roman"/>
                 <w:color w:val="auto"/>
@@ -1409,6 +1421,7 @@
               <w:tabs>
                 <w:tab w:val="left" w:pos="284"/>
               </w:tabs>
+              <w:spacing w:line="300" w:lineRule="auto"/>
               <w:rPr>
                 <w:rFonts w:ascii="Times New Roman" w:hAnsi="Times New Roman" w:cs="Times New Roman"/>
                 <w:color w:val="auto"/>
@@ -1432,6 +1445,7 @@
               <w:tabs>
                 <w:tab w:val="left" w:pos="284"/>
               </w:tabs>
+              <w:spacing w:line="300" w:lineRule="auto"/>
               <w:rPr>
                 <w:rFonts w:ascii="Times New Roman" w:hAnsi="Times New Roman" w:cs="Times New Roman"/>
                 <w:color w:val="auto"/>
@@ -1458,6 +1472,7 @@
               <w:tabs>
                 <w:tab w:val="left" w:pos="284"/>
               </w:tabs>
+              <w:spacing w:line="300" w:lineRule="auto"/>
               <w:rPr>
                 <w:rFonts w:ascii="Times New Roman" w:hAnsi="Times New Roman" w:cs="Times New Roman"/>
                 <w:color w:val="auto"/>
@@ -1481,6 +1496,7 @@
               <w:tabs>
                 <w:tab w:val="left" w:pos="284"/>
               </w:tabs>
+              <w:spacing w:line="300" w:lineRule="auto"/>
               <w:rPr>
                 <w:rFonts w:ascii="Times New Roman" w:hAnsi="Times New Roman" w:cs="Times New Roman"/>
                 <w:color w:val="auto"/>
@@ -1507,6 +1523,7 @@
               <w:tabs>
                 <w:tab w:val="left" w:pos="284"/>
               </w:tabs>
+              <w:spacing w:line="300" w:lineRule="auto"/>
               <w:rPr>
                 <w:rFonts w:ascii="Times New Roman" w:hAnsi="Times New Roman" w:cs="Times New Roman"/>
                 <w:color w:val="auto"/>
@@ -1530,6 +1547,7 @@
               <w:tabs>
                 <w:tab w:val="left" w:pos="284"/>
               </w:tabs>
+              <w:spacing w:line="300" w:lineRule="auto"/>
               <w:rPr>
                 <w:rFonts w:ascii="Times New Roman" w:hAnsi="Times New Roman" w:cs="Times New Roman"/>
                 <w:color w:val="auto"/>
@@ -1556,6 +1574,7 @@
               <w:tabs>
                 <w:tab w:val="left" w:pos="284"/>
               </w:tabs>
+              <w:spacing w:line="300" w:lineRule="auto"/>
               <w:rPr>
                 <w:rFonts w:ascii="Times New Roman" w:hAnsi="Times New Roman" w:cs="Times New Roman"/>
                 <w:color w:val="auto"/>
@@ -1579,6 +1598,7 @@
               <w:tabs>
                 <w:tab w:val="left" w:pos="284"/>
               </w:tabs>
+              <w:spacing w:line="300" w:lineRule="auto"/>
               <w:rPr>
                 <w:rFonts w:ascii="Times New Roman" w:hAnsi="Times New Roman" w:cs="Times New Roman"/>
                 <w:color w:val="auto"/>
@@ -1605,6 +1625,7 @@
               <w:tabs>
                 <w:tab w:val="left" w:pos="284"/>
               </w:tabs>
+              <w:spacing w:line="300" w:lineRule="auto"/>
               <w:rPr>
                 <w:rFonts w:ascii="Times New Roman" w:hAnsi="Times New Roman" w:cs="Times New Roman"/>
                 <w:color w:val="auto"/>
@@ -1629,6 +1650,7 @@
               <w:tabs>
                 <w:tab w:val="left" w:pos="284"/>
               </w:tabs>
+              <w:spacing w:line="300" w:lineRule="auto"/>
               <w:rPr>
                 <w:rFonts w:ascii="Times New Roman" w:hAnsi="Times New Roman" w:cs="Times New Roman"/>
                 <w:color w:val="auto"/>
@@ -1651,6 +1673,7 @@
         <w:tabs>
           <w:tab w:val="left" w:pos="284"/>
         </w:tabs>
+        <w:spacing w:line="300" w:lineRule="auto"/>
         <w:rPr>
           <w:rFonts w:ascii="Times New Roman" w:hAnsi="Times New Roman" w:cs="Times New Roman"/>
           <w:b/>
@@ -1665,6 +1688,7 @@
         <w:tabs>
           <w:tab w:val="left" w:pos="284"/>
         </w:tabs>
+        <w:spacing w:line="300" w:lineRule="auto"/>
         <w:rPr>
           <w:rFonts w:ascii="Times New Roman" w:hAnsi="Times New Roman" w:cs="Times New Roman"/>
           <w:b/>
@@ -1698,6 +1722,7 @@
         <w:tabs>
           <w:tab w:val="left" w:pos="284"/>
         </w:tabs>
+        <w:spacing w:line="300" w:lineRule="auto"/>
         <w:rPr>
           <w:rFonts w:ascii="Times New Roman" w:hAnsi="Times New Roman" w:cs="Times New Roman"/>
           <w:b/>
@@ -1751,6 +1776,7 @@
         <w:tabs>
           <w:tab w:val="left" w:pos="284"/>
         </w:tabs>
+        <w:spacing w:line="300" w:lineRule="auto"/>
         <w:rPr>
           <w:rFonts w:ascii="Times New Roman" w:hAnsi="Times New Roman" w:cs="Times New Roman"/>
           <w:color w:val="auto"/>
@@ -1769,6 +1795,7 @@
         <w:tabs>
           <w:tab w:val="left" w:pos="284"/>
         </w:tabs>
+        <w:spacing w:line="300" w:lineRule="auto"/>
         <w:rPr>
           <w:rFonts w:ascii="Times New Roman" w:hAnsi="Times New Roman" w:cs="Times New Roman"/>
           <w:color w:val="auto"/>
@@ -1787,6 +1814,7 @@
         <w:tabs>
           <w:tab w:val="left" w:pos="284"/>
         </w:tabs>
+        <w:spacing w:line="300" w:lineRule="auto"/>
         <w:rPr>
           <w:rFonts w:ascii="Times New Roman" w:hAnsi="Times New Roman" w:cs="Times New Roman"/>
           <w:b/>
@@ -1809,6 +1837,7 @@
         <w:tabs>
           <w:tab w:val="left" w:pos="284"/>
         </w:tabs>
+        <w:spacing w:line="300" w:lineRule="auto"/>
         <w:rPr>
           <w:rFonts w:ascii="Times New Roman" w:hAnsi="Times New Roman" w:cs="Times New Roman"/>
           <w:lang w:val="en-US"/>
@@ -2090,6 +2119,7 @@
         <w:tabs>
           <w:tab w:val="left" w:pos="284"/>
         </w:tabs>
+        <w:spacing w:line="300" w:lineRule="auto"/>
         <w:rPr>
           <w:rFonts w:ascii="Times New Roman" w:eastAsia="Times New Roman" w:hAnsi="Times New Roman" w:cs="Times New Roman"/>
           <w:lang w:val="en-US"/>
@@ -2187,6 +2217,7 @@
     <w:bookmarkEnd w:id="5"/>
     <w:p>
       <w:pPr>
+        <w:spacing w:line="300" w:lineRule="auto"/>
         <w:jc w:val="both"/>
         <w:rPr>
           <w:rFonts w:ascii="Times New Roman" w:eastAsia="Times New Roman" w:hAnsi="Times New Roman" w:cs="Times New Roman"/>
@@ -2334,6 +2365,7 @@
     <w:bookmarkEnd w:id="6"/>
     <w:p>
       <w:pPr>
+        <w:spacing w:line="300" w:lineRule="auto"/>
         <w:jc w:val="both"/>
         <w:rPr>
           <w:rFonts w:ascii="Times New Roman" w:eastAsia="Times New Roman" w:hAnsi="Times New Roman" w:cs="Times New Roman"/>
@@ -2439,6 +2471,7 @@
     </w:p>
     <w:p>
       <w:pPr>
+        <w:spacing w:line="300" w:lineRule="auto"/>
         <w:jc w:val="both"/>
         <w:rPr>
           <w:rFonts w:ascii="Times New Roman" w:eastAsia="Times New Roman" w:hAnsi="Times New Roman" w:cs="Times New Roman"/>
@@ -2450,6 +2483,7 @@
           <w:rFonts w:ascii="Times New Roman" w:eastAsia="Times New Roman" w:hAnsi="Times New Roman" w:cs="Times New Roman"/>
           <w:lang w:val="nl-NL"/>
         </w:rPr>
+        <w:lastRenderedPageBreak/>
         <w:t>Email:</w:t>
       </w:r>
       <w:r>
@@ -2507,6 +2541,7 @@
         <w:tabs>
           <w:tab w:val="left" w:pos="284"/>
         </w:tabs>
+        <w:spacing w:line="300" w:lineRule="auto"/>
         <w:rPr>
           <w:rFonts w:ascii="Times New Roman" w:hAnsi="Times New Roman" w:cs="Times New Roman"/>
           <w:color w:val="auto"/>
@@ -2519,6 +2554,7 @@
         <w:tabs>
           <w:tab w:val="left" w:pos="284"/>
         </w:tabs>
+        <w:spacing w:line="300" w:lineRule="auto"/>
         <w:rPr>
           <w:rFonts w:ascii="Times New Roman" w:hAnsi="Times New Roman" w:cs="Times New Roman"/>
           <w:color w:val="auto"/>
@@ -2553,6 +2589,7 @@
         <w:tabs>
           <w:tab w:val="left" w:pos="284"/>
         </w:tabs>
+        <w:spacing w:line="300" w:lineRule="auto"/>
         <w:rPr>
           <w:rFonts w:ascii="Times New Roman" w:hAnsi="Times New Roman" w:cs="Times New Roman"/>
           <w:color w:val="auto"/>
@@ -2592,6 +2629,7 @@
         <w:tabs>
           <w:tab w:val="left" w:pos="284"/>
         </w:tabs>
+        <w:spacing w:line="300" w:lineRule="auto"/>
         <w:rPr>
           <w:rFonts w:ascii="Times New Roman" w:hAnsi="Times New Roman" w:cs="Times New Roman"/>
           <w:color w:val="auto"/>
@@ -2632,6 +2670,7 @@
         <w:tabs>
           <w:tab w:val="left" w:pos="284"/>
         </w:tabs>
+        <w:spacing w:line="300" w:lineRule="auto"/>
         <w:rPr>
           <w:rFonts w:ascii="Times New Roman" w:hAnsi="Times New Roman" w:cs="Times New Roman"/>
           <w:color w:val="auto"/>
@@ -2672,17 +2711,17 @@
         <w:tabs>
           <w:tab w:val="left" w:pos="284"/>
         </w:tabs>
-        <w:rPr>
-          <w:rFonts w:ascii="Times New Roman" w:hAnsi="Times New Roman" w:cs="Times New Roman"/>
-          <w:color w:val="auto"/>
-        </w:rPr>
-      </w:pPr>
-      <w:r>
-        <w:rPr>
-          <w:rFonts w:ascii="Times New Roman" w:hAnsi="Times New Roman" w:cs="Times New Roman"/>
-          <w:color w:val="auto"/>
-        </w:rPr>
-        <w:lastRenderedPageBreak/>
+        <w:spacing w:line="300" w:lineRule="auto"/>
+        <w:rPr>
+          <w:rFonts w:ascii="Times New Roman" w:hAnsi="Times New Roman" w:cs="Times New Roman"/>
+          <w:color w:val="auto"/>
+        </w:rPr>
+      </w:pPr>
+      <w:r>
+        <w:rPr>
+          <w:rFonts w:ascii="Times New Roman" w:hAnsi="Times New Roman" w:cs="Times New Roman"/>
+          <w:color w:val="auto"/>
+        </w:rPr>
         <w:t xml:space="preserve">Khu công nghệ cao </w:t>
       </w:r>
       <w:r>
@@ -2706,6 +2745,7 @@
         <w:tabs>
           <w:tab w:val="left" w:pos="284"/>
         </w:tabs>
+        <w:spacing w:line="300" w:lineRule="auto"/>
         <w:rPr>
           <w:rFonts w:ascii="Times New Roman" w:hAnsi="Times New Roman" w:cs="Times New Roman"/>
           <w:color w:val="auto"/>
@@ -2717,6 +2757,7 @@
         <w:tabs>
           <w:tab w:val="left" w:pos="284"/>
         </w:tabs>
+        <w:spacing w:line="300" w:lineRule="auto"/>
         <w:rPr>
           <w:rFonts w:ascii="Times New Roman" w:hAnsi="Times New Roman" w:cs="Times New Roman"/>
           <w:color w:val="auto"/>
@@ -2744,6 +2785,7 @@
         <w:tabs>
           <w:tab w:val="left" w:pos="284"/>
         </w:tabs>
+        <w:spacing w:line="300" w:lineRule="auto"/>
         <w:jc w:val="both"/>
         <w:rPr>
           <w:rFonts w:ascii="Times New Roman" w:hAnsi="Times New Roman" w:cs="Times New Roman"/>
@@ -2772,6 +2814,7 @@
         <w:tabs>
           <w:tab w:val="left" w:pos="284"/>
         </w:tabs>
+        <w:spacing w:line="300" w:lineRule="auto"/>
         <w:jc w:val="both"/>
         <w:rPr>
           <w:rFonts w:ascii="Times New Roman" w:hAnsi="Times New Roman" w:cs="Times New Roman"/>
@@ -2800,6 +2843,7 @@
         <w:tabs>
           <w:tab w:val="left" w:pos="284"/>
         </w:tabs>
+        <w:spacing w:line="300" w:lineRule="auto"/>
         <w:jc w:val="both"/>
         <w:rPr>
           <w:rFonts w:ascii="Times New Roman" w:hAnsi="Times New Roman" w:cs="Times New Roman"/>
@@ -2826,6 +2870,7 @@
         <w:tabs>
           <w:tab w:val="left" w:pos="284"/>
         </w:tabs>
+        <w:spacing w:line="300" w:lineRule="auto"/>
         <w:rPr>
           <w:rFonts w:ascii="Times New Roman" w:hAnsi="Times New Roman" w:cs="Times New Roman"/>
           <w:b/>
@@ -2839,6 +2884,7 @@
         <w:tabs>
           <w:tab w:val="left" w:pos="284"/>
         </w:tabs>
+        <w:spacing w:line="300" w:lineRule="auto"/>
         <w:rPr>
           <w:rFonts w:ascii="Times New Roman" w:hAnsi="Times New Roman" w:cs="Times New Roman"/>
           <w:color w:val="auto"/>
@@ -2904,7 +2950,7 @@
           <w:p>
             <w:pPr>
               <w:snapToGrid w:val="0"/>
-              <w:spacing w:before="60"/>
+              <w:spacing w:line="300" w:lineRule="auto"/>
               <w:jc w:val="center"/>
               <w:rPr>
                 <w:rFonts w:ascii="Times New Roman" w:hAnsi="Times New Roman" w:cs="Times New Roman"/>
@@ -2941,7 +2987,7 @@
           <w:p>
             <w:pPr>
               <w:snapToGrid w:val="0"/>
-              <w:spacing w:before="60"/>
+              <w:spacing w:line="300" w:lineRule="auto"/>
               <w:jc w:val="center"/>
               <w:rPr>
                 <w:rFonts w:ascii="Times New Roman" w:hAnsi="Times New Roman" w:cs="Times New Roman"/>
@@ -3005,7 +3051,7 @@
           <w:p>
             <w:pPr>
               <w:snapToGrid w:val="0"/>
-              <w:spacing w:before="60"/>
+              <w:spacing w:line="300" w:lineRule="auto"/>
               <w:jc w:val="center"/>
               <w:rPr>
                 <w:rFonts w:ascii="Times New Roman" w:hAnsi="Times New Roman" w:cs="Times New Roman"/>
@@ -3069,7 +3115,7 @@
           <w:p>
             <w:pPr>
               <w:snapToGrid w:val="0"/>
-              <w:spacing w:before="60"/>
+              <w:spacing w:line="300" w:lineRule="auto"/>
               <w:jc w:val="center"/>
               <w:rPr>
                 <w:rFonts w:ascii="Times New Roman" w:hAnsi="Times New Roman" w:cs="Times New Roman"/>
@@ -3121,7 +3167,7 @@
           <w:p>
             <w:pPr>
               <w:snapToGrid w:val="0"/>
-              <w:spacing w:before="60"/>
+              <w:spacing w:line="300" w:lineRule="auto"/>
               <w:rPr>
                 <w:rFonts w:ascii="Times New Roman" w:hAnsi="Times New Roman" w:cs="Times New Roman"/>
                 <w:color w:val="auto"/>
@@ -3149,7 +3195,7 @@
           </w:tcPr>
           <w:p>
             <w:pPr>
-              <w:spacing w:beforeLines="20" w:before="48" w:afterLines="20" w:after="48"/>
+              <w:spacing w:beforeLines="20" w:before="48" w:afterLines="20" w:after="48" w:line="300" w:lineRule="auto"/>
               <w:rPr>
                 <w:rFonts w:ascii="Times New Roman" w:hAnsi="Times New Roman" w:cs="Times New Roman"/>
                 <w:i/>
@@ -3178,7 +3224,7 @@
           </w:tcPr>
           <w:p>
             <w:pPr>
-              <w:spacing w:beforeLines="20" w:before="48" w:afterLines="20" w:after="48"/>
+              <w:spacing w:beforeLines="20" w:before="48" w:afterLines="20" w:after="48" w:line="300" w:lineRule="auto"/>
               <w:jc w:val="center"/>
               <w:rPr>
                 <w:rFonts w:ascii="Times New Roman" w:hAnsi="Times New Roman" w:cs="Times New Roman"/>
@@ -3209,7 +3255,7 @@
           <w:p>
             <w:pPr>
               <w:snapToGrid w:val="0"/>
-              <w:spacing w:before="60"/>
+              <w:spacing w:line="300" w:lineRule="auto"/>
               <w:jc w:val="center"/>
               <w:rPr>
                 <w:rFonts w:ascii="Times New Roman" w:hAnsi="Times New Roman" w:cs="Times New Roman"/>
@@ -3234,6 +3280,7 @@
         <w:tabs>
           <w:tab w:val="left" w:pos="284"/>
         </w:tabs>
+        <w:spacing w:line="300" w:lineRule="auto"/>
         <w:rPr>
           <w:rFonts w:ascii="Times New Roman" w:hAnsi="Times New Roman" w:cs="Times New Roman"/>
           <w:b/>
@@ -3247,6 +3294,7 @@
         <w:tabs>
           <w:tab w:val="left" w:pos="284"/>
         </w:tabs>
+        <w:spacing w:line="300" w:lineRule="auto"/>
         <w:rPr>
           <w:rFonts w:ascii="Times New Roman" w:hAnsi="Times New Roman" w:cs="Times New Roman"/>
           <w:b/>
@@ -3270,6 +3318,7 @@
           <w:tab w:val="left" w:pos="284"/>
           <w:tab w:val="right" w:leader="dot" w:pos="8472"/>
         </w:tabs>
+        <w:spacing w:line="300" w:lineRule="auto"/>
         <w:rPr>
           <w:rFonts w:ascii="Times New Roman" w:hAnsi="Times New Roman" w:cs="Times New Roman"/>
           <w:b/>
@@ -3443,6 +3492,7 @@
           <w:tab w:val="left" w:leader="dot" w:pos="4320"/>
           <w:tab w:val="right" w:leader="dot" w:pos="8280"/>
         </w:tabs>
+        <w:spacing w:line="300" w:lineRule="auto"/>
         <w:rPr>
           <w:rFonts w:ascii="Times New Roman" w:hAnsi="Times New Roman" w:cs="Times New Roman"/>
           <w:color w:val="auto"/>
@@ -3611,6 +3661,7 @@
           <w:tab w:val="left" w:leader="dot" w:pos="4320"/>
           <w:tab w:val="right" w:leader="dot" w:pos="8280"/>
         </w:tabs>
+        <w:spacing w:line="300" w:lineRule="auto"/>
         <w:rPr>
           <w:rFonts w:ascii="Times New Roman" w:hAnsi="Times New Roman" w:cs="Times New Roman"/>
           <w:color w:val="auto"/>
@@ -3645,6 +3696,7 @@
         <w:tabs>
           <w:tab w:val="left" w:pos="284"/>
         </w:tabs>
+        <w:spacing w:line="300" w:lineRule="auto"/>
         <w:rPr>
           <w:rFonts w:ascii="Times New Roman" w:hAnsi="Times New Roman" w:cs="Times New Roman"/>
           <w:color w:val="auto"/>
@@ -3700,6 +3752,7 @@
         <w:tabs>
           <w:tab w:val="left" w:pos="284"/>
         </w:tabs>
+        <w:spacing w:line="300" w:lineRule="auto"/>
         <w:rPr>
           <w:rFonts w:ascii="Times New Roman" w:hAnsi="Times New Roman" w:cs="Times New Roman"/>
           <w:b/>
@@ -3714,6 +3767,7 @@
         <w:tabs>
           <w:tab w:val="left" w:pos="284"/>
         </w:tabs>
+        <w:spacing w:line="300" w:lineRule="auto"/>
         <w:rPr>
           <w:rFonts w:ascii="Times New Roman" w:hAnsi="Times New Roman" w:cs="Times New Roman"/>
           <w:b/>
@@ -3792,6 +3846,7 @@
               <w:tabs>
                 <w:tab w:val="left" w:pos="284"/>
               </w:tabs>
+              <w:spacing w:line="300" w:lineRule="auto"/>
               <w:jc w:val="center"/>
               <w:rPr>
                 <w:rFonts w:ascii="Times New Roman" w:hAnsi="Times New Roman" w:cs="Times New Roman"/>
@@ -3862,6 +3917,7 @@
               <w:tabs>
                 <w:tab w:val="left" w:pos="284"/>
               </w:tabs>
+              <w:spacing w:line="300" w:lineRule="auto"/>
               <w:jc w:val="center"/>
               <w:rPr>
                 <w:rFonts w:ascii="Times New Roman" w:hAnsi="Times New Roman" w:cs="Times New Roman"/>
@@ -3912,6 +3968,7 @@
               <w:tabs>
                 <w:tab w:val="left" w:pos="284"/>
               </w:tabs>
+              <w:spacing w:line="300" w:lineRule="auto"/>
               <w:jc w:val="center"/>
               <w:rPr>
                 <w:rFonts w:ascii="Times New Roman" w:hAnsi="Times New Roman" w:cs="Times New Roman"/>
@@ -3949,6 +4006,7 @@
                 <w:tab w:val="left" w:leader="dot" w:pos="4320"/>
                 <w:tab w:val="right" w:leader="dot" w:pos="8280"/>
               </w:tabs>
+              <w:spacing w:line="300" w:lineRule="auto"/>
               <w:rPr>
                 <w:rFonts w:ascii="Times New Roman" w:hAnsi="Times New Roman" w:cs="Times New Roman"/>
                 <w:color w:val="auto"/>
@@ -3984,6 +4042,7 @@
                 <w:tab w:val="right" w:leader="dot" w:pos="8280"/>
               </w:tabs>
               <w:snapToGrid w:val="0"/>
+              <w:spacing w:line="300" w:lineRule="auto"/>
               <w:jc w:val="center"/>
               <w:rPr>
                 <w:rFonts w:ascii="Times New Roman" w:hAnsi="Times New Roman" w:cs="Times New Roman"/>
@@ -4020,6 +4079,7 @@
                 <w:tab w:val="right" w:leader="dot" w:pos="8280"/>
               </w:tabs>
               <w:snapToGrid w:val="0"/>
+              <w:spacing w:line="300" w:lineRule="auto"/>
               <w:jc w:val="center"/>
               <w:rPr>
                 <w:rFonts w:ascii="Times New Roman" w:hAnsi="Times New Roman" w:cs="Times New Roman"/>
@@ -4057,6 +4117,7 @@
                 <w:tab w:val="left" w:leader="dot" w:pos="4320"/>
                 <w:tab w:val="right" w:leader="dot" w:pos="8280"/>
               </w:tabs>
+              <w:spacing w:line="300" w:lineRule="auto"/>
               <w:rPr>
                 <w:rFonts w:ascii="Times New Roman" w:hAnsi="Times New Roman" w:cs="Times New Roman"/>
                 <w:color w:val="auto"/>
@@ -4090,6 +4151,7 @@
                 <w:tab w:val="left" w:pos="284"/>
                 <w:tab w:val="right" w:leader="dot" w:pos="8472"/>
               </w:tabs>
+              <w:spacing w:line="300" w:lineRule="auto"/>
               <w:jc w:val="center"/>
               <w:rPr>
                 <w:rFonts w:ascii="Times New Roman" w:hAnsi="Times New Roman" w:cs="Times New Roman"/>
@@ -4143,6 +4205,7 @@
                 <w:tab w:val="left" w:leader="dot" w:pos="4320"/>
                 <w:tab w:val="right" w:leader="dot" w:pos="8280"/>
               </w:tabs>
+              <w:spacing w:line="300" w:lineRule="auto"/>
               <w:jc w:val="center"/>
               <w:rPr>
                 <w:rFonts w:ascii="Times New Roman" w:hAnsi="Times New Roman" w:cs="Times New Roman"/>
@@ -4171,6 +4234,7 @@
                 <w:tab w:val="right" w:leader="dot" w:pos="8280"/>
               </w:tabs>
               <w:snapToGrid w:val="0"/>
+              <w:spacing w:line="300" w:lineRule="auto"/>
               <w:jc w:val="center"/>
               <w:rPr>
                 <w:rFonts w:ascii="Times New Roman" w:hAnsi="Times New Roman" w:cs="Times New Roman"/>
@@ -4184,6 +4248,7 @@
                 <w:color w:val="auto"/>
                 <w:lang w:eastAsia="zh-CN"/>
               </w:rPr>
+              <w:lastRenderedPageBreak/>
               <w:t>1</w:t>
             </w:r>
             <w:r>
@@ -4216,6 +4281,7 @@
                 <w:tab w:val="left" w:leader="dot" w:pos="4320"/>
                 <w:tab w:val="right" w:leader="dot" w:pos="8280"/>
               </w:tabs>
+              <w:spacing w:line="300" w:lineRule="auto"/>
               <w:rPr>
                 <w:rFonts w:ascii="Times New Roman" w:hAnsi="Times New Roman" w:cs="Times New Roman"/>
                 <w:color w:val="auto"/>
@@ -4251,6 +4317,7 @@
                 <w:tab w:val="right" w:leader="dot" w:pos="8280"/>
               </w:tabs>
               <w:snapToGrid w:val="0"/>
+              <w:spacing w:line="300" w:lineRule="auto"/>
               <w:jc w:val="center"/>
               <w:rPr>
                 <w:rFonts w:ascii="Times New Roman" w:hAnsi="Times New Roman" w:cs="Times New Roman"/>
@@ -4287,6 +4354,7 @@
                 <w:tab w:val="right" w:leader="dot" w:pos="8280"/>
               </w:tabs>
               <w:snapToGrid w:val="0"/>
+              <w:spacing w:line="300" w:lineRule="auto"/>
               <w:jc w:val="center"/>
               <w:rPr>
                 <w:rFonts w:ascii="Times New Roman" w:hAnsi="Times New Roman" w:cs="Times New Roman"/>
@@ -4327,6 +4395,7 @@
                 <w:tab w:val="left" w:leader="dot" w:pos="4320"/>
                 <w:tab w:val="right" w:leader="dot" w:pos="8280"/>
               </w:tabs>
+              <w:spacing w:line="300" w:lineRule="auto"/>
               <w:rPr>
                 <w:rFonts w:ascii="Times New Roman" w:hAnsi="Times New Roman" w:cs="Times New Roman"/>
                 <w:color w:val="auto"/>
@@ -4362,6 +4431,7 @@
                 <w:tab w:val="right" w:leader="dot" w:pos="8280"/>
               </w:tabs>
               <w:snapToGrid w:val="0"/>
+              <w:spacing w:line="300" w:lineRule="auto"/>
               <w:jc w:val="center"/>
               <w:rPr>
                 <w:rFonts w:ascii="Times New Roman" w:hAnsi="Times New Roman" w:cs="Times New Roman"/>
@@ -4398,6 +4468,7 @@
                 <w:tab w:val="right" w:leader="dot" w:pos="8280"/>
               </w:tabs>
               <w:snapToGrid w:val="0"/>
+              <w:spacing w:line="300" w:lineRule="auto"/>
               <w:jc w:val="center"/>
               <w:rPr>
                 <w:rFonts w:ascii="Times New Roman" w:hAnsi="Times New Roman" w:cs="Times New Roman"/>
@@ -4438,6 +4509,7 @@
                 <w:tab w:val="left" w:leader="dot" w:pos="4320"/>
                 <w:tab w:val="right" w:leader="dot" w:pos="8280"/>
               </w:tabs>
+              <w:spacing w:line="300" w:lineRule="auto"/>
               <w:rPr>
                 <w:rFonts w:ascii="Times New Roman" w:hAnsi="Times New Roman" w:cs="Times New Roman"/>
                 <w:b/>
@@ -4473,6 +4545,7 @@
                 <w:tab w:val="left" w:pos="284"/>
                 <w:tab w:val="right" w:leader="dot" w:pos="8472"/>
               </w:tabs>
+              <w:spacing w:line="300" w:lineRule="auto"/>
               <w:jc w:val="center"/>
               <w:rPr>
                 <w:rFonts w:ascii="Times New Roman" w:hAnsi="Times New Roman" w:cs="Times New Roman"/>
@@ -4526,6 +4599,7 @@
                 <w:tab w:val="left" w:leader="dot" w:pos="4320"/>
                 <w:tab w:val="right" w:leader="dot" w:pos="8280"/>
               </w:tabs>
+              <w:spacing w:line="300" w:lineRule="auto"/>
               <w:jc w:val="center"/>
               <w:rPr>
                 <w:rFonts w:ascii="Times New Roman" w:hAnsi="Times New Roman" w:cs="Times New Roman"/>
@@ -4553,6 +4627,7 @@
                 <w:tab w:val="right" w:leader="dot" w:pos="8280"/>
               </w:tabs>
               <w:snapToGrid w:val="0"/>
+              <w:spacing w:line="300" w:lineRule="auto"/>
               <w:jc w:val="center"/>
               <w:rPr>
                 <w:rFonts w:ascii="Times New Roman" w:hAnsi="Times New Roman" w:cs="Times New Roman"/>
@@ -4579,6 +4654,7 @@
         <w:tabs>
           <w:tab w:val="left" w:pos="284"/>
         </w:tabs>
+        <w:spacing w:line="300" w:lineRule="auto"/>
         <w:rPr>
           <w:rFonts w:ascii="Times New Roman" w:hAnsi="Times New Roman" w:cs="Times New Roman"/>
           <w:b/>
@@ -4592,6 +4668,7 @@
         <w:tabs>
           <w:tab w:val="left" w:pos="284"/>
         </w:tabs>
+        <w:spacing w:line="300" w:lineRule="auto"/>
         <w:rPr>
           <w:rFonts w:ascii="Times New Roman" w:hAnsi="Times New Roman" w:cs="Times New Roman"/>
           <w:color w:val="auto"/>
@@ -4619,6 +4696,7 @@
         <w:tabs>
           <w:tab w:val="left" w:pos="284"/>
         </w:tabs>
+        <w:spacing w:line="300" w:lineRule="auto"/>
         <w:rPr>
           <w:rFonts w:ascii="Times New Roman" w:hAnsi="Times New Roman" w:cs="Times New Roman"/>
           <w:b/>
@@ -4632,6 +4710,7 @@
         <w:tabs>
           <w:tab w:val="left" w:pos="284"/>
         </w:tabs>
+        <w:spacing w:line="300" w:lineRule="auto"/>
         <w:rPr>
           <w:rFonts w:ascii="Times New Roman" w:hAnsi="Times New Roman" w:cs="Times New Roman"/>
           <w:b/>
@@ -4651,6 +4730,7 @@
     </w:p>
     <w:p>
       <w:pPr>
+        <w:spacing w:line="300" w:lineRule="auto"/>
         <w:ind w:left="90" w:firstLine="180"/>
         <w:rPr>
           <w:rFonts w:ascii="Times New Roman" w:hAnsi="Times New Roman" w:cs="Times New Roman"/>
@@ -4772,7 +4852,7 @@
     <w:p>
       <w:pPr>
         <w:pStyle w:val="BodyText"/>
-        <w:spacing w:before="129"/>
+        <w:spacing w:line="300" w:lineRule="auto"/>
         <w:ind w:left="90" w:firstLine="180"/>
         <w:rPr>
           <w:sz w:val="24"/>
@@ -4854,7 +4934,7 @@
     <w:p>
       <w:pPr>
         <w:pStyle w:val="BodyText"/>
-        <w:spacing w:before="79"/>
+        <w:spacing w:line="300" w:lineRule="auto"/>
         <w:ind w:left="90" w:firstLine="180"/>
         <w:rPr>
           <w:sz w:val="24"/>
@@ -4925,7 +5005,7 @@
     <w:p>
       <w:pPr>
         <w:pStyle w:val="BodyText"/>
-        <w:spacing w:before="79"/>
+        <w:spacing w:line="300" w:lineRule="auto"/>
         <w:ind w:left="90" w:firstLine="180"/>
         <w:rPr>
           <w:sz w:val="24"/>
@@ -5109,7 +5189,7 @@
     </w:p>
     <w:p>
       <w:pPr>
-        <w:spacing w:before="81"/>
+        <w:spacing w:line="300" w:lineRule="auto"/>
         <w:ind w:left="90" w:firstLine="180"/>
         <w:rPr>
           <w:rFonts w:ascii="Times New Roman" w:hAnsi="Times New Roman" w:cs="Times New Roman"/>
@@ -5119,13 +5199,12 @@
         <w:rPr>
           <w:rFonts w:ascii="Times New Roman" w:hAnsi="Times New Roman" w:cs="Times New Roman"/>
         </w:rPr>
-        <w:lastRenderedPageBreak/>
         <w:t>Địa chỉ liên lạc (chỉ kê khai nếu người đăng ký doanh nghiệp là người đại diện theo pháp luật):</w:t>
       </w:r>
     </w:p>
     <w:p>
       <w:pPr>
-        <w:spacing w:before="81"/>
+        <w:spacing w:line="300" w:lineRule="auto"/>
         <w:ind w:left="90" w:firstLine="180"/>
         <w:rPr>
           <w:rFonts w:ascii="Times New Roman" w:hAnsi="Times New Roman" w:cs="Times New Roman"/>
@@ -5164,7 +5243,7 @@
     </w:p>
     <w:p>
       <w:pPr>
-        <w:spacing w:before="81"/>
+        <w:spacing w:line="300" w:lineRule="auto"/>
         <w:ind w:left="90" w:firstLine="180"/>
         <w:rPr>
           <w:rFonts w:ascii="Times New Roman" w:hAnsi="Times New Roman" w:cs="Times New Roman"/>
@@ -5203,7 +5282,7 @@
     </w:p>
     <w:p>
       <w:pPr>
-        <w:spacing w:before="81"/>
+        <w:spacing w:line="300" w:lineRule="auto"/>
         <w:ind w:left="90" w:firstLine="180"/>
         <w:rPr>
           <w:rFonts w:ascii="Times New Roman" w:hAnsi="Times New Roman" w:cs="Times New Roman"/>
@@ -5242,7 +5321,7 @@
     </w:p>
     <w:p>
       <w:pPr>
-        <w:spacing w:before="81"/>
+        <w:spacing w:line="300" w:lineRule="auto"/>
         <w:ind w:left="90" w:firstLine="180"/>
         <w:rPr>
           <w:rFonts w:ascii="Times New Roman" w:hAnsi="Times New Roman" w:cs="Times New Roman"/>
@@ -5275,6 +5354,7 @@
     </w:p>
     <w:p>
       <w:pPr>
+        <w:spacing w:line="300" w:lineRule="auto"/>
         <w:ind w:left="90" w:firstLine="180"/>
         <w:rPr>
           <w:rFonts w:ascii="Times New Roman" w:hAnsi="Times New Roman" w:cs="Times New Roman"/>
@@ -5505,6 +5585,7 @@
     </w:p>
     <w:p>
       <w:pPr>
+        <w:spacing w:line="300" w:lineRule="auto"/>
         <w:rPr>
           <w:rFonts w:ascii="Times New Roman" w:hAnsi="Times New Roman" w:cs="Times New Roman"/>
           <w:lang w:val="en-US"/>
@@ -5516,6 +5597,7 @@
         <w:tabs>
           <w:tab w:val="left" w:pos="284"/>
         </w:tabs>
+        <w:spacing w:line="300" w:lineRule="auto"/>
         <w:rPr>
           <w:rFonts w:ascii="Times New Roman" w:hAnsi="Times New Roman" w:cs="Times New Roman"/>
           <w:b/>
@@ -5575,6 +5657,7 @@
               <w:tabs>
                 <w:tab w:val="left" w:pos="284"/>
               </w:tabs>
+              <w:spacing w:line="300" w:lineRule="auto"/>
               <w:jc w:val="center"/>
               <w:rPr>
                 <w:rFonts w:ascii="Times New Roman" w:hAnsi="Times New Roman" w:cs="Times New Roman"/>
@@ -5609,6 +5692,7 @@
               <w:tabs>
                 <w:tab w:val="left" w:pos="284"/>
               </w:tabs>
+              <w:spacing w:line="300" w:lineRule="auto"/>
               <w:jc w:val="center"/>
               <w:rPr>
                 <w:rFonts w:ascii="Times New Roman" w:hAnsi="Times New Roman" w:cs="Times New Roman"/>
@@ -5645,6 +5729,7 @@
               <w:tabs>
                 <w:tab w:val="left" w:pos="284"/>
               </w:tabs>
+              <w:spacing w:line="300" w:lineRule="auto"/>
               <w:jc w:val="center"/>
               <w:rPr>
                 <w:rFonts w:ascii="Times New Roman" w:hAnsi="Times New Roman" w:cs="Times New Roman"/>
@@ -5675,7 +5760,7 @@
           <w:p>
             <w:pPr>
               <w:pStyle w:val="TableParagraph"/>
-              <w:spacing w:before="62"/>
+              <w:spacing w:line="300" w:lineRule="auto"/>
               <w:rPr>
                 <w:sz w:val="24"/>
                 <w:szCs w:val="24"/>
@@ -5824,7 +5909,7 @@
           <w:p>
             <w:pPr>
               <w:pStyle w:val="TableParagraph"/>
-              <w:spacing w:before="60"/>
+              <w:spacing w:line="300" w:lineRule="auto"/>
               <w:rPr>
                 <w:sz w:val="24"/>
                 <w:szCs w:val="24"/>
@@ -6002,7 +6087,7 @@
           <w:p>
             <w:pPr>
               <w:pStyle w:val="TableParagraph"/>
-              <w:spacing w:before="60"/>
+              <w:spacing w:line="300" w:lineRule="auto"/>
               <w:rPr>
                 <w:sz w:val="24"/>
                 <w:szCs w:val="24"/>
@@ -6111,7 +6196,7 @@
           <w:p>
             <w:pPr>
               <w:pStyle w:val="TableParagraph"/>
-              <w:spacing w:before="60"/>
+              <w:spacing w:line="300" w:lineRule="auto"/>
               <w:rPr>
                 <w:sz w:val="24"/>
                 <w:szCs w:val="24"/>
@@ -6184,7 +6269,7 @@
           <w:p>
             <w:pPr>
               <w:pStyle w:val="TableParagraph"/>
-              <w:spacing w:before="60"/>
+              <w:spacing w:line="300" w:lineRule="auto"/>
               <w:rPr>
                 <w:color w:val="000000"/>
                 <w:sz w:val="24"/>
@@ -6313,6 +6398,7 @@
               <w:tabs>
                 <w:tab w:val="left" w:pos="284"/>
               </w:tabs>
+              <w:spacing w:line="300" w:lineRule="auto"/>
               <w:rPr>
                 <w:rFonts w:ascii="Times New Roman" w:hAnsi="Times New Roman" w:cs="Times New Roman"/>
                 <w:color w:val="auto"/>
@@ -6386,6 +6472,7 @@
               <w:tabs>
                 <w:tab w:val="left" w:pos="284"/>
               </w:tabs>
+              <w:spacing w:line="300" w:lineRule="auto"/>
               <w:jc w:val="center"/>
               <w:rPr>
                 <w:rFonts w:ascii="Times New Roman" w:hAnsi="Times New Roman" w:cs="Times New Roman"/>
@@ -6416,7 +6503,7 @@
           <w:p>
             <w:pPr>
               <w:pStyle w:val="TableParagraph"/>
-              <w:spacing w:before="60"/>
+              <w:spacing w:line="300" w:lineRule="auto"/>
               <w:rPr>
                 <w:sz w:val="24"/>
                 <w:szCs w:val="24"/>
@@ -6605,7 +6692,7 @@
           <w:p>
             <w:pPr>
               <w:pStyle w:val="TableParagraph"/>
-              <w:spacing w:before="59"/>
+              <w:spacing w:line="300" w:lineRule="auto"/>
               <w:ind w:right="97"/>
               <w:rPr>
                 <w:sz w:val="24"/>
@@ -6773,7 +6860,7 @@
           <w:p>
             <w:pPr>
               <w:pStyle w:val="TableParagraph"/>
-              <w:spacing w:before="59"/>
+              <w:spacing w:line="300" w:lineRule="auto"/>
               <w:ind w:right="97"/>
               <w:rPr>
                 <w:sz w:val="24"/>
@@ -6791,6 +6878,7 @@
           <w:p>
             <w:pPr>
               <w:pStyle w:val="TableParagraph"/>
+              <w:spacing w:line="300" w:lineRule="auto"/>
               <w:rPr>
                 <w:sz w:val="24"/>
                 <w:szCs w:val="24"/>
@@ -6830,7 +6918,7 @@
           <w:p>
             <w:pPr>
               <w:pStyle w:val="TableParagraph"/>
-              <w:spacing w:before="60"/>
+              <w:spacing w:line="300" w:lineRule="auto"/>
               <w:rPr>
                 <w:sz w:val="24"/>
                 <w:szCs w:val="24"/>
@@ -6925,6 +7013,7 @@
               <w:tabs>
                 <w:tab w:val="left" w:pos="284"/>
               </w:tabs>
+              <w:spacing w:line="300" w:lineRule="auto"/>
               <w:rPr>
                 <w:rFonts w:ascii="Times New Roman" w:hAnsi="Times New Roman" w:cs="Times New Roman"/>
                 <w:color w:val="auto"/>
@@ -6975,6 +7064,7 @@
               <w:tabs>
                 <w:tab w:val="left" w:pos="284"/>
               </w:tabs>
+              <w:spacing w:line="300" w:lineRule="auto"/>
               <w:jc w:val="center"/>
               <w:rPr>
                 <w:rFonts w:ascii="Times New Roman" w:hAnsi="Times New Roman" w:cs="Times New Roman"/>
@@ -7010,6 +7100,7 @@
                 <w:tab w:val="left" w:leader="dot" w:pos="4320"/>
                 <w:tab w:val="right" w:leader="dot" w:pos="8280"/>
               </w:tabs>
+              <w:spacing w:line="300" w:lineRule="auto"/>
               <w:rPr>
                 <w:rFonts w:ascii="Times New Roman" w:hAnsi="Times New Roman" w:cs="Times New Roman"/>
                 <w:lang w:eastAsia="zh-CN"/>
@@ -7046,6 +7137,7 @@
                 <w:tab w:val="left" w:leader="dot" w:pos="4320"/>
                 <w:tab w:val="right" w:leader="dot" w:pos="8280"/>
               </w:tabs>
+              <w:spacing w:line="300" w:lineRule="auto"/>
               <w:rPr>
                 <w:rFonts w:ascii="Times New Roman" w:hAnsi="Times New Roman" w:cs="Times New Roman"/>
                 <w:lang w:eastAsia="zh-CN"/>
@@ -7064,7 +7156,15 @@
                 <w:lang w:eastAsia="zh-CN"/>
               </w:rPr>
               <w:tab/>
-              <w:t xml:space="preserve">nhà/phòng, ngách/hẻm, ngõ/kiệt, đường/phố/đại lộ, tổ/xóm/ấp/thôn: ……………………………………………………… </w:t>
+              <w:t xml:space="preserve">nhà/phòng, ngách/hẻm, ngõ/kiệt, đường/phố/đại lộ, </w:t>
+            </w:r>
+            <w:r>
+              <w:rPr>
+                <w:rFonts w:ascii="Times New Roman" w:hAnsi="Times New Roman" w:cs="Times New Roman"/>
+                <w:lang w:eastAsia="zh-CN"/>
+              </w:rPr>
+              <w:lastRenderedPageBreak/>
+              <w:t xml:space="preserve">tổ/xóm/ấp/thôn: ……………………………………………………… </w:t>
             </w:r>
           </w:p>
           <w:p>
@@ -7075,6 +7175,7 @@
                 <w:tab w:val="left" w:leader="dot" w:pos="4320"/>
                 <w:tab w:val="right" w:leader="dot" w:pos="8280"/>
               </w:tabs>
+              <w:spacing w:line="300" w:lineRule="auto"/>
               <w:rPr>
                 <w:rFonts w:ascii="Times New Roman" w:hAnsi="Times New Roman" w:cs="Times New Roman"/>
                 <w:lang w:eastAsia="zh-CN"/>
@@ -7096,6 +7197,7 @@
                 <w:tab w:val="left" w:leader="dot" w:pos="4320"/>
                 <w:tab w:val="right" w:leader="dot" w:pos="8280"/>
               </w:tabs>
+              <w:spacing w:line="300" w:lineRule="auto"/>
               <w:rPr>
                 <w:rFonts w:ascii="Times New Roman" w:hAnsi="Times New Roman" w:cs="Times New Roman"/>
                 <w:lang w:eastAsia="zh-CN"/>
@@ -7117,6 +7219,7 @@
                 <w:tab w:val="left" w:leader="dot" w:pos="4320"/>
                 <w:tab w:val="right" w:leader="dot" w:pos="8280"/>
               </w:tabs>
+              <w:spacing w:line="300" w:lineRule="auto"/>
               <w:rPr>
                 <w:rFonts w:ascii="Times New Roman" w:hAnsi="Times New Roman" w:cs="Times New Roman"/>
                 <w:lang w:eastAsia="zh-CN"/>
@@ -7132,6 +7235,7 @@
           </w:p>
           <w:p>
             <w:pPr>
+              <w:spacing w:line="300" w:lineRule="auto"/>
               <w:rPr>
                 <w:rFonts w:ascii="Times New Roman" w:hAnsi="Times New Roman" w:cs="Times New Roman"/>
               </w:rPr>
@@ -7164,6 +7268,7 @@
               <w:tabs>
                 <w:tab w:val="left" w:pos="284"/>
               </w:tabs>
+              <w:spacing w:line="300" w:lineRule="auto"/>
               <w:jc w:val="center"/>
               <w:rPr>
                 <w:rFonts w:ascii="Times New Roman" w:hAnsi="Times New Roman" w:cs="Times New Roman"/>
@@ -7175,6 +7280,7 @@
                 <w:rFonts w:ascii="Times New Roman" w:hAnsi="Times New Roman" w:cs="Times New Roman"/>
                 <w:color w:val="auto"/>
               </w:rPr>
+              <w:lastRenderedPageBreak/>
               <w:t>9.4</w:t>
             </w:r>
           </w:p>
@@ -7196,6 +7302,7 @@
               <w:tabs>
                 <w:tab w:val="left" w:pos="284"/>
               </w:tabs>
+              <w:spacing w:line="300" w:lineRule="auto"/>
               <w:jc w:val="both"/>
               <w:rPr>
                 <w:rFonts w:ascii="Times New Roman" w:hAnsi="Times New Roman" w:cs="Times New Roman"/>
@@ -7246,6 +7353,7 @@
               <w:tabs>
                 <w:tab w:val="left" w:pos="284"/>
               </w:tabs>
+              <w:spacing w:line="300" w:lineRule="auto"/>
               <w:jc w:val="center"/>
               <w:rPr>
                 <w:rFonts w:ascii="Times New Roman" w:hAnsi="Times New Roman" w:cs="Times New Roman"/>
@@ -7278,6 +7386,7 @@
               <w:tabs>
                 <w:tab w:val="left" w:pos="284"/>
               </w:tabs>
+              <w:spacing w:line="300" w:lineRule="auto"/>
               <w:jc w:val="both"/>
               <w:rPr>
                 <w:rFonts w:ascii="Times New Roman" w:hAnsi="Times New Roman" w:cs="Times New Roman"/>
@@ -7305,6 +7414,7 @@
               <w:tabs>
                 <w:tab w:val="left" w:pos="284"/>
               </w:tabs>
+              <w:spacing w:line="300" w:lineRule="auto"/>
               <w:jc w:val="both"/>
               <w:rPr>
                 <w:rFonts w:ascii="Times New Roman" w:hAnsi="Times New Roman" w:cs="Times New Roman"/>
@@ -7338,6 +7448,7 @@
               <w:tabs>
                 <w:tab w:val="left" w:pos="284"/>
               </w:tabs>
+              <w:spacing w:line="300" w:lineRule="auto"/>
               <w:jc w:val="both"/>
               <w:rPr>
                 <w:rFonts w:ascii="Times New Roman" w:hAnsi="Times New Roman" w:cs="Times New Roman"/>
@@ -7372,6 +7483,7 @@
               <w:tabs>
                 <w:tab w:val="left" w:pos="284"/>
               </w:tabs>
+              <w:spacing w:line="300" w:lineRule="auto"/>
               <w:jc w:val="center"/>
               <w:rPr>
                 <w:rFonts w:ascii="Times New Roman" w:hAnsi="Times New Roman" w:cs="Times New Roman"/>
@@ -7404,6 +7516,7 @@
               <w:tabs>
                 <w:tab w:val="left" w:pos="284"/>
               </w:tabs>
+              <w:spacing w:line="300" w:lineRule="auto"/>
               <w:rPr>
                 <w:rFonts w:ascii="Times New Roman" w:hAnsi="Times New Roman" w:cs="Times New Roman"/>
                 <w:color w:val="auto"/>
@@ -7422,6 +7535,7 @@
               <w:tabs>
                 <w:tab w:val="left" w:pos="284"/>
               </w:tabs>
+              <w:spacing w:line="300" w:lineRule="auto"/>
               <w:rPr>
                 <w:rFonts w:ascii="Times New Roman" w:hAnsi="Times New Roman" w:cs="Times New Roman"/>
                 <w:color w:val="auto"/>
@@ -7441,6 +7555,7 @@
               <w:tabs>
                 <w:tab w:val="left" w:pos="284"/>
               </w:tabs>
+              <w:spacing w:line="300" w:lineRule="auto"/>
               <w:rPr>
                 <w:rFonts w:ascii="Times New Roman" w:hAnsi="Times New Roman" w:cs="Times New Roman"/>
                 <w:i/>
@@ -7478,6 +7593,7 @@
               <w:tabs>
                 <w:tab w:val="left" w:pos="284"/>
               </w:tabs>
+              <w:spacing w:line="300" w:lineRule="auto"/>
               <w:jc w:val="center"/>
               <w:rPr>
                 <w:rFonts w:ascii="Times New Roman" w:hAnsi="Times New Roman" w:cs="Times New Roman"/>
@@ -7510,6 +7626,7 @@
               <w:tabs>
                 <w:tab w:val="left" w:pos="284"/>
               </w:tabs>
+              <w:spacing w:line="300" w:lineRule="auto"/>
               <w:rPr>
                 <w:rFonts w:ascii="Times New Roman" w:hAnsi="Times New Roman" w:cs="Times New Roman"/>
                 <w:color w:val="auto"/>
@@ -7573,6 +7690,7 @@
               <w:tabs>
                 <w:tab w:val="left" w:pos="284"/>
               </w:tabs>
+              <w:spacing w:line="300" w:lineRule="auto"/>
               <w:jc w:val="center"/>
               <w:rPr>
                 <w:rFonts w:ascii="Times New Roman" w:hAnsi="Times New Roman" w:cs="Times New Roman"/>
@@ -7605,6 +7723,7 @@
               <w:tabs>
                 <w:tab w:val="left" w:pos="284"/>
               </w:tabs>
+              <w:spacing w:line="300" w:lineRule="auto"/>
               <w:rPr>
                 <w:rFonts w:ascii="Times New Roman" w:hAnsi="Times New Roman" w:cs="Times New Roman"/>
                 <w:color w:val="auto"/>
@@ -7624,6 +7743,7 @@
               <w:tabs>
                 <w:tab w:val="left" w:pos="284"/>
               </w:tabs>
+              <w:spacing w:line="300" w:lineRule="auto"/>
               <w:rPr>
                 <w:rFonts w:ascii="Times New Roman" w:hAnsi="Times New Roman" w:cs="Times New Roman"/>
                 <w:color w:val="auto"/>
@@ -7680,6 +7800,7 @@
               <w:tabs>
                 <w:tab w:val="left" w:pos="284"/>
               </w:tabs>
+              <w:spacing w:line="300" w:lineRule="auto"/>
               <w:jc w:val="center"/>
               <w:rPr>
                 <w:rFonts w:ascii="Times New Roman" w:hAnsi="Times New Roman" w:cs="Times New Roman"/>
@@ -7691,7 +7812,6 @@
                 <w:rFonts w:ascii="Times New Roman" w:hAnsi="Times New Roman" w:cs="Times New Roman"/>
                 <w:color w:val="auto"/>
               </w:rPr>
-              <w:lastRenderedPageBreak/>
               <w:t>9.9</w:t>
             </w:r>
           </w:p>
@@ -7713,6 +7833,7 @@
               <w:tabs>
                 <w:tab w:val="left" w:pos="284"/>
               </w:tabs>
+              <w:spacing w:line="300" w:lineRule="auto"/>
               <w:rPr>
                 <w:rFonts w:ascii="Times New Roman" w:hAnsi="Times New Roman" w:cs="Times New Roman"/>
                 <w:color w:val="auto"/>
@@ -7765,6 +7886,7 @@
                 <w:tab w:val="left" w:pos="4320"/>
                 <w:tab w:val="right" w:leader="dot" w:pos="8280"/>
               </w:tabs>
+              <w:spacing w:line="300" w:lineRule="auto"/>
               <w:rPr>
                 <w:rFonts w:ascii="Times New Roman" w:hAnsi="Times New Roman" w:cs="Times New Roman"/>
                 <w:color w:val="auto"/>
@@ -7803,6 +7925,7 @@
                 <w:tab w:val="left" w:pos="4320"/>
                 <w:tab w:val="right" w:leader="dot" w:pos="8280"/>
               </w:tabs>
+              <w:spacing w:line="300" w:lineRule="auto"/>
               <w:rPr>
                 <w:rFonts w:ascii="Times New Roman" w:hAnsi="Times New Roman" w:cs="Times New Roman"/>
                 <w:color w:val="auto"/>
@@ -7834,6 +7957,7 @@
                 <w:tab w:val="left" w:pos="4320"/>
                 <w:tab w:val="right" w:leader="dot" w:pos="8280"/>
               </w:tabs>
+              <w:spacing w:line="300" w:lineRule="auto"/>
               <w:rPr>
                 <w:rFonts w:ascii="Times New Roman" w:hAnsi="Times New Roman" w:cs="Times New Roman"/>
                 <w:color w:val="auto"/>
@@ -7863,6 +7987,7 @@
               <w:tabs>
                 <w:tab w:val="left" w:pos="284"/>
               </w:tabs>
+              <w:spacing w:line="300" w:lineRule="auto"/>
               <w:rPr>
                 <w:rFonts w:ascii="Times New Roman" w:hAnsi="Times New Roman" w:cs="Times New Roman"/>
                 <w:color w:val="auto"/>
@@ -7894,6 +8019,7 @@
         <w:tabs>
           <w:tab w:val="left" w:pos="284"/>
         </w:tabs>
+        <w:spacing w:line="300" w:lineRule="auto"/>
         <w:rPr>
           <w:rFonts w:ascii="Times New Roman" w:hAnsi="Times New Roman" w:cs="Times New Roman"/>
           <w:b/>
@@ -7907,6 +8033,7 @@
         <w:tabs>
           <w:tab w:val="left" w:pos="284"/>
         </w:tabs>
+        <w:spacing w:line="300" w:lineRule="auto"/>
         <w:rPr>
           <w:rFonts w:ascii="Times New Roman" w:hAnsi="Times New Roman" w:cs="Times New Roman"/>
           <w:b/>
@@ -7938,6 +8065,7 @@
         <w:tabs>
           <w:tab w:val="left" w:pos="284"/>
         </w:tabs>
+        <w:spacing w:line="300" w:lineRule="auto"/>
         <w:rPr>
           <w:rFonts w:ascii="Times New Roman" w:hAnsi="Times New Roman" w:cs="Times New Roman"/>
           <w:color w:val="auto"/>
@@ -7972,6 +8100,7 @@
         <w:tabs>
           <w:tab w:val="left" w:pos="284"/>
         </w:tabs>
+        <w:spacing w:line="300" w:lineRule="auto"/>
         <w:rPr>
           <w:rFonts w:ascii="Times New Roman" w:hAnsi="Times New Roman" w:cs="Times New Roman"/>
           <w:color w:val="auto"/>
@@ -7998,6 +8127,7 @@
         <w:tabs>
           <w:tab w:val="left" w:pos="284"/>
         </w:tabs>
+        <w:spacing w:line="300" w:lineRule="auto"/>
         <w:rPr>
           <w:rFonts w:ascii="Times New Roman" w:hAnsi="Times New Roman" w:cs="Times New Roman"/>
           <w:b/>
@@ -8012,6 +8142,7 @@
         <w:tabs>
           <w:tab w:val="left" w:pos="284"/>
         </w:tabs>
+        <w:spacing w:line="300" w:lineRule="auto"/>
         <w:rPr>
           <w:rFonts w:ascii="Times New Roman" w:hAnsi="Times New Roman" w:cs="Times New Roman"/>
           <w:b/>
@@ -8036,6 +8167,7 @@
         <w:tabs>
           <w:tab w:val="left" w:pos="284"/>
         </w:tabs>
+        <w:spacing w:line="300" w:lineRule="auto"/>
         <w:rPr>
           <w:rFonts w:ascii="Times New Roman" w:hAnsi="Times New Roman" w:cs="Times New Roman"/>
           <w:bCs/>
@@ -9017,6 +9149,7 @@
         <w:tabs>
           <w:tab w:val="left" w:pos="284"/>
         </w:tabs>
+        <w:spacing w:line="300" w:lineRule="auto"/>
         <w:rPr>
           <w:rFonts w:ascii="Times New Roman" w:hAnsi="Times New Roman" w:cs="Times New Roman"/>
           <w:bCs/>
@@ -9482,6 +9615,7 @@
         <w:tabs>
           <w:tab w:val="left" w:pos="284"/>
         </w:tabs>
+        <w:spacing w:line="300" w:lineRule="auto"/>
         <w:rPr>
           <w:rFonts w:ascii="Times New Roman" w:hAnsi="Times New Roman" w:cs="Times New Roman"/>
           <w:b/>
@@ -9496,6 +9630,7 @@
         <w:tabs>
           <w:tab w:val="left" w:pos="284"/>
         </w:tabs>
+        <w:spacing w:line="300" w:lineRule="auto"/>
         <w:rPr>
           <w:rFonts w:ascii="Times New Roman" w:hAnsi="Times New Roman" w:cs="Times New Roman"/>
           <w:b/>
@@ -9528,6 +9663,7 @@
           <w:tab w:val="left" w:pos="284"/>
         </w:tabs>
         <w:suppressAutoHyphens/>
+        <w:spacing w:line="300" w:lineRule="auto"/>
         <w:jc w:val="both"/>
         <w:rPr>
           <w:rFonts w:ascii="Times New Roman" w:eastAsia="Times New Roman" w:hAnsi="Times New Roman" w:cs="Times New Roman"/>
@@ -9568,6 +9704,7 @@
                 <w:tab w:val="left" w:pos="284"/>
               </w:tabs>
               <w:suppressAutoHyphens/>
+              <w:spacing w:line="300" w:lineRule="auto"/>
               <w:ind w:left="29"/>
               <w:jc w:val="both"/>
               <w:rPr>
@@ -9580,6 +9717,7 @@
                 <w:rFonts w:ascii="Times New Roman" w:eastAsia="Times New Roman" w:hAnsi="Times New Roman" w:cs="Times New Roman"/>
                 <w:noProof/>
               </w:rPr>
+              <w:lastRenderedPageBreak/>
               <w:sym w:font="Wingdings" w:char="F0FD"/>
             </w:r>
             <w:r>
@@ -9609,6 +9747,7 @@
                 <w:tab w:val="left" w:pos="284"/>
               </w:tabs>
               <w:suppressAutoHyphens/>
+              <w:spacing w:line="300" w:lineRule="auto"/>
               <w:jc w:val="both"/>
               <w:rPr>
                 <w:rFonts w:ascii="Times New Roman" w:eastAsia="Times New Roman" w:hAnsi="Times New Roman" w:cs="Times New Roman"/>
@@ -9628,6 +9767,7 @@
                 <w:tab w:val="left" w:pos="284"/>
               </w:tabs>
               <w:suppressAutoHyphens/>
+              <w:spacing w:line="300" w:lineRule="auto"/>
               <w:jc w:val="both"/>
               <w:rPr>
                 <w:rFonts w:ascii="Times New Roman" w:eastAsia="Times New Roman" w:hAnsi="Times New Roman" w:cs="Times New Roman"/>
@@ -9651,6 +9791,7 @@
           <w:tab w:val="left" w:pos="0"/>
           <w:tab w:val="left" w:pos="284"/>
         </w:tabs>
+        <w:spacing w:line="300" w:lineRule="auto"/>
         <w:rPr>
           <w:rFonts w:ascii="Times New Roman" w:hAnsi="Times New Roman" w:cs="Times New Roman"/>
           <w:color w:val="auto"/>
@@ -9663,6 +9804,7 @@
           <w:tab w:val="left" w:pos="0"/>
           <w:tab w:val="left" w:pos="284"/>
         </w:tabs>
+        <w:spacing w:line="300" w:lineRule="auto"/>
         <w:rPr>
           <w:rFonts w:ascii="Times New Roman" w:hAnsi="Times New Roman" w:cs="Times New Roman"/>
           <w:color w:val="auto"/>
@@ -9688,6 +9830,7 @@
         <w:tabs>
           <w:tab w:val="left" w:pos="284"/>
         </w:tabs>
+        <w:spacing w:line="300" w:lineRule="auto"/>
         <w:jc w:val="both"/>
         <w:rPr>
           <w:rFonts w:ascii="Times New Roman" w:hAnsi="Times New Roman" w:cs="Times New Roman"/>
@@ -9701,6 +9844,7 @@
         <w:tabs>
           <w:tab w:val="left" w:pos="284"/>
         </w:tabs>
+        <w:spacing w:line="300" w:lineRule="auto"/>
         <w:jc w:val="both"/>
         <w:rPr>
           <w:rFonts w:ascii="Times New Roman" w:hAnsi="Times New Roman" w:cs="Times New Roman"/>
@@ -9722,6 +9866,7 @@
         <w:tabs>
           <w:tab w:val="left" w:pos="284"/>
         </w:tabs>
+        <w:spacing w:line="300" w:lineRule="auto"/>
         <w:jc w:val="both"/>
         <w:rPr>
           <w:rFonts w:ascii="Times New Roman" w:hAnsi="Times New Roman" w:cs="Times New Roman"/>
@@ -9749,6 +9894,7 @@
         <w:tabs>
           <w:tab w:val="left" w:pos="284"/>
         </w:tabs>
+        <w:spacing w:line="300" w:lineRule="auto"/>
         <w:jc w:val="both"/>
         <w:rPr>
           <w:rFonts w:ascii="Times New Roman" w:hAnsi="Times New Roman" w:cs="Times New Roman"/>
@@ -9776,6 +9922,7 @@
         <w:tabs>
           <w:tab w:val="left" w:pos="284"/>
         </w:tabs>
+        <w:spacing w:line="300" w:lineRule="auto"/>
         <w:jc w:val="both"/>
         <w:rPr>
           <w:rFonts w:ascii="Times New Roman" w:hAnsi="Times New Roman" w:cs="Times New Roman"/>
@@ -9804,6 +9951,7 @@
         <w:tabs>
           <w:tab w:val="left" w:pos="284"/>
         </w:tabs>
+        <w:spacing w:line="300" w:lineRule="auto"/>
         <w:jc w:val="both"/>
         <w:rPr>
           <w:rFonts w:ascii="Times New Roman" w:hAnsi="Times New Roman" w:cs="Times New Roman"/>
@@ -9830,6 +9978,7 @@
               <w:tabs>
                 <w:tab w:val="left" w:pos="284"/>
               </w:tabs>
+              <w:spacing w:line="300" w:lineRule="auto"/>
               <w:jc w:val="center"/>
               <w:rPr>
                 <w:rFonts w:ascii="Times New Roman" w:hAnsi="Times New Roman" w:cs="Times New Roman"/>
@@ -9848,6 +9997,7 @@
                 <w:tab w:val="left" w:pos="284"/>
                 <w:tab w:val="left" w:pos="5174"/>
               </w:tabs>
+              <w:spacing w:line="300" w:lineRule="auto"/>
               <w:ind w:right="49"/>
               <w:jc w:val="center"/>
               <w:rPr>
@@ -9875,6 +10025,7 @@
                 <w:tab w:val="left" w:pos="284"/>
                 <w:tab w:val="left" w:pos="5174"/>
               </w:tabs>
+              <w:spacing w:line="300" w:lineRule="auto"/>
               <w:ind w:right="49"/>
               <w:jc w:val="center"/>
               <w:rPr>
@@ -9902,6 +10053,7 @@
                 <w:tab w:val="left" w:pos="5174"/>
                 <w:tab w:val="right" w:leader="dot" w:pos="8280"/>
               </w:tabs>
+              <w:spacing w:line="300" w:lineRule="auto"/>
               <w:ind w:right="49"/>
               <w:jc w:val="center"/>
               <w:rPr>
@@ -9920,6 +10072,7 @@
                 <w:tab w:val="left" w:pos="5174"/>
                 <w:tab w:val="right" w:leader="dot" w:pos="8280"/>
               </w:tabs>
+              <w:spacing w:line="300" w:lineRule="auto"/>
               <w:ind w:right="49"/>
               <w:jc w:val="center"/>
               <w:rPr>
@@ -9938,6 +10091,7 @@
                 <w:tab w:val="left" w:pos="5174"/>
                 <w:tab w:val="right" w:leader="dot" w:pos="8280"/>
               </w:tabs>
+              <w:spacing w:line="300" w:lineRule="auto"/>
               <w:ind w:right="49"/>
               <w:jc w:val="center"/>
               <w:rPr>
@@ -9956,6 +10110,7 @@
                 <w:tab w:val="left" w:pos="5174"/>
                 <w:tab w:val="right" w:leader="dot" w:pos="8280"/>
               </w:tabs>
+              <w:spacing w:line="300" w:lineRule="auto"/>
               <w:ind w:right="49"/>
               <w:jc w:val="center"/>
               <w:rPr>
@@ -9974,6 +10129,7 @@
                 <w:tab w:val="left" w:pos="5174"/>
                 <w:tab w:val="right" w:leader="dot" w:pos="8280"/>
               </w:tabs>
+              <w:spacing w:line="300" w:lineRule="auto"/>
               <w:ind w:right="49"/>
               <w:jc w:val="center"/>
               <w:rPr>
@@ -9991,6 +10147,7 @@
                 <w:tab w:val="left" w:pos="284"/>
                 <w:tab w:val="left" w:pos="5174"/>
               </w:tabs>
+              <w:spacing w:line="300" w:lineRule="auto"/>
               <w:ind w:right="49"/>
               <w:jc w:val="center"/>
               <w:rPr>
@@ -10047,6 +10204,7 @@
               <w:tabs>
                 <w:tab w:val="left" w:pos="284"/>
               </w:tabs>
+              <w:spacing w:line="300" w:lineRule="auto"/>
               <w:rPr>
                 <w:rFonts w:ascii="Times New Roman" w:hAnsi="Times New Roman" w:cs="Times New Roman"/>
                 <w:color w:val="auto"/>
@@ -10062,6 +10220,7 @@
           <w:tab w:val="left" w:pos="284"/>
           <w:tab w:val="left" w:pos="4962"/>
         </w:tabs>
+        <w:spacing w:line="300" w:lineRule="auto"/>
         <w:rPr>
           <w:rFonts w:ascii="Times New Roman" w:hAnsi="Times New Roman" w:cs="Times New Roman"/>
           <w:color w:val="auto"/>
